--- a/word-templates/modele-tableau-de-bord-annote.docx
+++ b/word-templates/modele-tableau-de-bord-annote.docx
@@ -331,7 +331,7 @@
           <w:sz w:val="18"/>
           <w:szCs w:val="18"/>
         </w:rPr>
-        <w:t xml:space="preserve">Boucle de LIGNE de tableau : la ligne de corps se répète pour chaque mesure ; statut en badge coloré.</w:t>
+        <w:t xml:space="preserve">Boucle de LIGNE de tableau : la ligne de corps se répète pour chaque mesure ; statut en badge coloré et mention « En retard » (rouge) si l'échéance est dépassée (condition EN LIGNE dans la cellule).</w:t>
       </w:r>
     </w:p>
     <w:tbl>
@@ -370,6 +370,9 @@
             </w:tcMar>
           </w:tcPr>
           <w:p>
+            <w:pPr>
+              <w:spacing w:after="0" w:before="0"/>
+            </w:pPr>
             <w:r>
               <w:rPr>
                 <w:b/>
@@ -393,6 +396,9 @@
             </w:tcMar>
           </w:tcPr>
           <w:p>
+            <w:pPr>
+              <w:spacing w:after="0" w:before="0"/>
+            </w:pPr>
             <w:r>
               <w:rPr>
                 <w:b/>
@@ -416,6 +422,9 @@
             </w:tcMar>
           </w:tcPr>
           <w:p>
+            <w:pPr>
+              <w:spacing w:after="0" w:before="0"/>
+            </w:pPr>
             <w:r>
               <w:rPr>
                 <w:b/>
@@ -439,6 +448,9 @@
             </w:tcMar>
           </w:tcPr>
           <w:p>
+            <w:pPr>
+              <w:spacing w:after="0" w:before="0"/>
+            </w:pPr>
             <w:r>
               <w:rPr>
                 <w:b/>
@@ -462,6 +474,9 @@
             </w:tcMar>
           </w:tcPr>
           <w:p>
+            <w:pPr>
+              <w:spacing w:after="0" w:before="0"/>
+            </w:pPr>
             <w:r>
               <w:rPr>
                 <w:b/>
@@ -485,6 +500,9 @@
             </w:tcMar>
           </w:tcPr>
           <w:p>
+            <w:pPr>
+              <w:spacing w:after="0" w:before="0"/>
+            </w:pPr>
             <w:r>
               <w:rPr>
                 <w:b/>
@@ -509,6 +527,9 @@
             </w:tcMar>
           </w:tcPr>
           <w:p>
+            <w:pPr>
+              <w:spacing w:after="0" w:before="0"/>
+            </w:pPr>
             <w:r>
               <w:rPr>
                 <w:rFonts w:ascii="Consolas" w:cs="Consolas" w:eastAsia="Consolas" w:hAnsi="Consolas"/>
@@ -516,7 +537,7 @@
                 <w:bCs/>
                 <w:color w:val="2F5BD0"/>
               </w:rPr>
-              <w:t xml:space="preserve">{{#each measures}}</w:t>
+              <w:t xml:space="preserve">{{#each measures sort="due_date"}}</w:t>
             </w:r>
             <w:r>
               <w:rPr>
@@ -537,6 +558,9 @@
             </w:tcMar>
           </w:tcPr>
           <w:p>
+            <w:pPr>
+              <w:spacing w:after="0" w:before="0"/>
+            </w:pPr>
             <w:r>
               <w:rPr>
                 <w:rFonts w:ascii="Consolas" w:cs="Consolas" w:eastAsia="Consolas" w:hAnsi="Consolas"/>
@@ -556,6 +580,9 @@
             </w:tcMar>
           </w:tcPr>
           <w:p>
+            <w:pPr>
+              <w:spacing w:after="0" w:before="0"/>
+            </w:pPr>
             <w:r>
               <w:rPr>
                 <w:rFonts w:ascii="Consolas" w:cs="Consolas" w:eastAsia="Consolas" w:hAnsi="Consolas"/>
@@ -575,11 +602,25 @@
             </w:tcMar>
           </w:tcPr>
           <w:p>
+            <w:pPr>
+              <w:spacing w:after="0" w:before="0"/>
+            </w:pPr>
             <w:r>
               <w:rPr>
                 <w:rFonts w:ascii="Consolas" w:cs="Consolas" w:eastAsia="Consolas" w:hAnsi="Consolas"/>
               </w:rPr>
               <w:t xml:space="preserve">{{ measure.status | badge }}</w:t>
+            </w:r>
+            <w:r>
+              <w:rPr>
+                <w:rFonts w:ascii="Consolas" w:cs="Consolas" w:eastAsia="Consolas" w:hAnsi="Consolas"/>
+                <w:b/>
+                <w:bCs/>
+                <w:color w:val="C0392B"/>
+                <w:sz w:val="18"/>
+                <w:szCs w:val="18"/>
+              </w:rPr>
+              <w:t xml:space="preserve">  {{#if measure.overdue}}En retard{{/if}}</w:t>
             </w:r>
           </w:p>
         </w:tc>
@@ -594,6 +635,9 @@
             </w:tcMar>
           </w:tcPr>
           <w:p>
+            <w:pPr>
+              <w:spacing w:after="0" w:before="0"/>
+            </w:pPr>
             <w:r>
               <w:rPr>
                 <w:rFonts w:ascii="Consolas" w:cs="Consolas" w:eastAsia="Consolas" w:hAnsi="Consolas"/>
@@ -613,6 +657,9 @@
             </w:tcMar>
           </w:tcPr>
           <w:p>
+            <w:pPr>
+              <w:spacing w:after="0" w:before="0"/>
+            </w:pPr>
             <w:r>
               <w:rPr>
                 <w:rFonts w:ascii="Consolas" w:cs="Consolas" w:eastAsia="Consolas" w:hAnsi="Consolas"/>
@@ -655,29 +702,18 @@
           <w:sz w:val="18"/>
           <w:szCs w:val="18"/>
         </w:rPr>
-        <w:t xml:space="preserve">Boucle + condition {{#if}} de niveau bloc à l'intérieur : n'affiche que les mesures en retard (champ dérivé measure.overdue). Rien ne s'affiche si aucune n'est en retard.</w:t>
-      </w:r>
-    </w:p>
-    <w:p>
-      <w:r>
-        <w:rPr>
-          <w:rFonts w:ascii="Consolas" w:cs="Consolas" w:eastAsia="Consolas" w:hAnsi="Consolas"/>
-          <w:b/>
-          <w:bCs/>
-          <w:color w:val="2F5BD0"/>
-        </w:rPr>
-        <w:t xml:space="preserve">{{#each measures sort="due_date"}}</w:t>
-      </w:r>
-    </w:p>
-    <w:p>
-      <w:r>
-        <w:rPr>
-          <w:rFonts w:ascii="Consolas" w:cs="Consolas" w:eastAsia="Consolas" w:hAnsi="Consolas"/>
-          <w:b/>
-          <w:bCs/>
-          <w:color w:val="2F5BD0"/>
-        </w:rPr>
-        <w:t xml:space="preserve">{{#if measure.overdue}}</w:t>
+        <w:t xml:space="preserve">Boucle filtrée sur les mesures en retard ; le {{else}} affiche un repli quand la liste est vide.</w:t>
+      </w:r>
+    </w:p>
+    <w:p>
+      <w:r>
+        <w:rPr>
+          <w:rFonts w:ascii="Consolas" w:cs="Consolas" w:eastAsia="Consolas" w:hAnsi="Consolas"/>
+          <w:b/>
+          <w:bCs/>
+          <w:color w:val="2F5BD0"/>
+        </w:rPr>
+        <w:t xml:space="preserve">{{#each measures filter="overdue='true'" sort="due_date"}}</w:t>
       </w:r>
     </w:p>
     <w:p>
@@ -738,7 +774,12 @@
           <w:bCs/>
           <w:color w:val="2F5BD0"/>
         </w:rPr>
-        <w:t xml:space="preserve">{{/if}}</w:t>
+        <w:t xml:space="preserve">{{else}}</w:t>
+      </w:r>
+    </w:p>
+    <w:p>
+      <w:r>
+        <w:t xml:space="preserve">Aucune mesure en retard.</w:t>
       </w:r>
     </w:p>
     <w:p>
@@ -772,29 +813,18 @@
           <w:sz w:val="18"/>
           <w:szCs w:val="18"/>
         </w:rPr>
-        <w:t xml:space="preserve">Condition avec « or » et badge : ne liste que les risques dont la criticité résiduelle reste importante ou maximale (comparaison sur criticality_code).</w:t>
-      </w:r>
-    </w:p>
-    <w:p>
-      <w:r>
-        <w:rPr>
-          <w:rFonts w:ascii="Consolas" w:cs="Consolas" w:eastAsia="Consolas" w:hAnsi="Consolas"/>
-          <w:b/>
-          <w:bCs/>
-          <w:color w:val="2F5BD0"/>
-        </w:rPr>
-        <w:t xml:space="preserve">{{#each risks sort="criticality_residual:desc"}}</w:t>
-      </w:r>
-    </w:p>
-    <w:p>
-      <w:r>
-        <w:rPr>
-          <w:rFonts w:ascii="Consolas" w:cs="Consolas" w:eastAsia="Consolas" w:hAnsi="Consolas"/>
-          <w:b/>
-          <w:bCs/>
-          <w:color w:val="2F5BD0"/>
-        </w:rPr>
-        <w:t xml:space="preserve">{{#if risk.residual.criticality_code = "important" or risk.residual.criticality_code = "maximal"}}</w:t>
+        <w:t xml:space="preserve">Boucle filtrée sur la criticité résiduelle (importante ou maximale) ; le {{else}} affiche un repli quand aucun risque ne subsiste à ce niveau.</w:t>
+      </w:r>
+    </w:p>
+    <w:p>
+      <w:r>
+        <w:rPr>
+          <w:rFonts w:ascii="Consolas" w:cs="Consolas" w:eastAsia="Consolas" w:hAnsi="Consolas"/>
+          <w:b/>
+          <w:bCs/>
+          <w:color w:val="2F5BD0"/>
+        </w:rPr>
+        <w:t xml:space="preserve">{{#each risks filter="criticality_residual='important' or criticality_residual='maximal'" sort="criticality_residual:desc"}}</w:t>
       </w:r>
     </w:p>
     <w:p>
@@ -838,7 +868,12 @@
           <w:bCs/>
           <w:color w:val="2F5BD0"/>
         </w:rPr>
-        <w:t xml:space="preserve">{{/if}}</w:t>
+        <w:t xml:space="preserve">{{else}}</w:t>
+      </w:r>
+    </w:p>
+    <w:p>
+      <w:r>
+        <w:t xml:space="preserve">Aucun risque résiduel important ou critique restant.</w:t>
       </w:r>
     </w:p>
     <w:p>
@@ -1039,13 +1074,23 @@
 <w:styles xmlns:mc="http://schemas.openxmlformats.org/markup-compatibility/2006" xmlns:r="http://schemas.openxmlformats.org/officeDocument/2006/relationships" xmlns:w="http://schemas.openxmlformats.org/wordprocessingml/2006/main" xmlns:w14="http://schemas.microsoft.com/office/word/2010/wordml" xmlns:w15="http://schemas.microsoft.com/office/word/2012/wordml" mc:Ignorable="w14 w15">
   <w:docDefaults>
     <w:rPrDefault/>
-    <w:pPrDefault/>
+    <w:pPrDefault>
+      <w:pPr>
+        <w:widowControl/>
+        <w:spacing w:after="140"/>
+      </w:pPr>
+    </w:pPrDefault>
   </w:docDefaults>
   <w:style w:type="paragraph" w:styleId="Title">
     <w:name w:val="Title"/>
     <w:basedOn w:val="Normal"/>
     <w:next w:val="Normal"/>
     <w:qFormat/>
+    <w:pPr>
+      <w:keepNext/>
+      <w:keepLines/>
+      <w:spacing w:after="220" w:before="120"/>
+    </w:pPr>
     <w:rPr>
       <w:sz w:val="56"/>
       <w:szCs w:val="56"/>
@@ -1056,6 +1101,11 @@
     <w:basedOn w:val="Normal"/>
     <w:next w:val="Normal"/>
     <w:qFormat/>
+    <w:pPr>
+      <w:keepNext/>
+      <w:keepLines/>
+      <w:spacing w:after="160" w:before="340"/>
+    </w:pPr>
     <w:rPr>
       <w:color w:val="2E74B5"/>
       <w:sz w:val="32"/>
@@ -1067,6 +1117,11 @@
     <w:basedOn w:val="Normal"/>
     <w:next w:val="Normal"/>
     <w:qFormat/>
+    <w:pPr>
+      <w:keepNext/>
+      <w:keepLines/>
+      <w:spacing w:after="120" w:before="260"/>
+    </w:pPr>
     <w:rPr>
       <w:color w:val="2E74B5"/>
       <w:sz w:val="26"/>

--- a/word-templates/modele-tableau-de-bord-annote.docx
+++ b/word-templates/modele-tableau-de-bord-annote.docx
@@ -97,7 +97,7 @@
           <w:sz w:val="18"/>
           <w:szCs w:val="18"/>
         </w:rPr>
-        <w:t xml:space="preserve">Condition de niveau bloc : chaque balise {{#if}} / {{else}} / {{/if}} est SEULE sur son paragraphe.</w:t>
+        <w:t xml:space="preserve">Condition de niveau bloc : chaque balise « #if », « else », « /if » est SEULE sur son paragraphe (voir les balises bleues ci-dessous).</w:t>
       </w:r>
     </w:p>
     <w:p>
@@ -189,7 +189,7 @@
           <w:sz w:val="18"/>
           <w:szCs w:val="18"/>
         </w:rPr>
-        <w:t xml:space="preserve">Condition {{#unless}} : le message ne s'affiche que si aucun lien n'est défini.</w:t>
+        <w:t xml:space="preserve">Condition « #unless » : le message ne s'affiche que si aucun lien n'est défini.</w:t>
       </w:r>
     </w:p>
     <w:p>
@@ -702,7 +702,7 @@
           <w:sz w:val="18"/>
           <w:szCs w:val="18"/>
         </w:rPr>
-        <w:t xml:space="preserve">Boucle filtrée sur les mesures en retard ; le {{else}} affiche un repli quand la liste est vide.</w:t>
+        <w:t xml:space="preserve">Boucle filtrée sur les mesures en retard ; la branche « else » affiche un repli quand la liste est vide.</w:t>
       </w:r>
     </w:p>
     <w:p>
@@ -813,7 +813,7 @@
           <w:sz w:val="18"/>
           <w:szCs w:val="18"/>
         </w:rPr>
-        <w:t xml:space="preserve">Boucle filtrée sur la criticité résiduelle (importante ou maximale) ; le {{else}} affiche un repli quand aucun risque ne subsiste à ce niveau.</w:t>
+        <w:t xml:space="preserve">Boucle filtrée sur la criticité résiduelle (importante ou maximale) ; la branche « else » affiche un repli quand aucun risque ne subsiste à ce niveau.</w:t>
       </w:r>
     </w:p>
     <w:p>
